--- a/01-gestao-projeto/01-plano-projeto.docx
+++ b/01-gestao-projeto/01-plano-projeto.docx
@@ -1159,7 +1159,7 @@
               <w:pStyle w:val="Compact"/>
             </w:pPr>
             <w:r>
-              <w:t xml:space="preserve">{{Runbook entregue; equipa formada; monitorização ativa}}</w:t>
+              <w:t xml:space="preserve">{{Manual de Operação entregue; equipa formada; monitorização ativa}}</w:t>
             </w:r>
           </w:p>
         </w:tc>
